--- a/public/templates/CNBB/17. thông báo phân công cán bộ.docx
+++ b/public/templates/CNBB/17. thông báo phân công cán bộ.docx
@@ -138,7 +138,7 @@
                 </mc:Choice>
                 <mc:Fallback>
                   <w:pict>
-                    <v:line w14:anchorId="4D7589E7" id="Straight Connector 2" o:spid="_x0000_s1026" style="position:absolute;z-index:251658752;visibility:visible;mso-wrap-style:square;mso-width-percent:0;mso-wrap-distance-left:9pt;mso-wrap-distance-top:0;mso-wrap-distance-right:9pt;mso-wrap-distance-bottom:0;mso-position-horizontal:absolute;mso-position-horizontal-relative:text;mso-position-vertical:absolute;mso-position-vertical-relative:text;mso-width-percent:0;mso-width-relative:margin" from="58.6pt,19pt" to="141.4pt,19pt" o:gfxdata="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" strokecolor="black [3040]" strokeweight="1pt"/>
+                    <v:line w14:anchorId="3CBE5095" id="Straight Connector 2" o:spid="_x0000_s1026" style="position:absolute;z-index:251658752;visibility:visible;mso-wrap-style:square;mso-width-percent:0;mso-wrap-distance-left:9pt;mso-wrap-distance-top:0;mso-wrap-distance-right:9pt;mso-wrap-distance-bottom:0;mso-position-horizontal:absolute;mso-position-horizontal-relative:text;mso-position-vertical:absolute;mso-position-vertical-relative:text;mso-width-percent:0;mso-width-relative:margin" from="58.6pt,19pt" to="141.4pt,19pt" o:gfxdata="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" strokecolor="black [3040]" strokeweight="1pt"/>
                   </w:pict>
                 </mc:Fallback>
               </mc:AlternateContent>
@@ -262,7 +262,7 @@
                 </mc:Choice>
                 <mc:Fallback>
                   <w:pict>
-                    <v:line w14:anchorId="608AA714" id="Straight Connector 1" o:spid="_x0000_s1026" style="position:absolute;flip:y;z-index:251656704;visibility:visible;mso-wrap-style:square;mso-width-percent:0;mso-height-percent:0;mso-wrap-distance-left:9pt;mso-wrap-distance-top:0;mso-wrap-distance-right:9pt;mso-wrap-distance-bottom:0;mso-position-horizontal:absolute;mso-position-horizontal-relative:text;mso-position-vertical:absolute;mso-position-vertical-relative:text;mso-width-percent:0;mso-height-percent:0;mso-width-relative:margin;mso-height-relative:margin" from="60pt,35.15pt" to="232.25pt,35.15pt" o:gfxdata="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" strokecolor="black [3040]" strokeweight="1pt"/>
+                    <v:line w14:anchorId="7007D946" id="Straight Connector 1" o:spid="_x0000_s1026" style="position:absolute;flip:y;z-index:251656704;visibility:visible;mso-wrap-style:square;mso-width-percent:0;mso-height-percent:0;mso-wrap-distance-left:9pt;mso-wrap-distance-top:0;mso-wrap-distance-right:9pt;mso-wrap-distance-bottom:0;mso-position-horizontal:absolute;mso-position-horizontal-relative:text;mso-position-vertical:absolute;mso-position-vertical-relative:text;mso-width-percent:0;mso-height-percent:0;mso-width-relative:margin;mso-height-relative:margin" from="60pt,35.15pt" to="232.25pt,35.15pt" o:gfxdata="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" strokecolor="black [3040]" strokeweight="1pt"/>
                   </w:pict>
                 </mc:Fallback>
               </mc:AlternateContent>
@@ -1038,42 +1038,6 @@
           <w:lang w:val="vi-VN"/>
         </w:rPr>
         <w:t>{NGHENGHIEP}</w:t>
-      </w:r>
-    </w:p>
-    <w:p>
-      <w:pPr>
-        <w:spacing w:before="120" w:after="120"/>
-        <w:ind w:firstLine="567"/>
-        <w:jc w:val="both"/>
-        <w:rPr>
-          <w:i/>
-          <w:iCs/>
-          <w:color w:val="000000" w:themeColor="text1"/>
-          <w:sz w:val="28"/>
-          <w:szCs w:val="28"/>
-          <w:lang w:val="vi-VN"/>
-        </w:rPr>
-      </w:pPr>
-      <w:r>
-        <w:rPr>
-          <w:iCs/>
-          <w:color w:val="000000" w:themeColor="text1"/>
-          <w:sz w:val="28"/>
-          <w:szCs w:val="28"/>
-          <w:lang w:val="vi-VN"/>
-        </w:rPr>
-        <w:t>Căn cứ thông tư liên tịch số 03/2025/TTLT-BCA-VKSNDTC-TANDTC ngày 01/03/2025 quy định về xử lý một số vấn đề liên quan đến áp dụng các biện pháp xử lý hành chính đưa vào trường giáo dưỡng, cơ sở giáo dục bắt buộc, cơ sở cai nghiện bắt buộc và biện pháp đưa vào cơ sở cai nghiện bắt buộc đối với người nghiện ma túy từ đủ 12 tuổi đến dưới 18 tuổi khi sắp xếp tổ chức bộ máy nhà nước.</w:t>
-      </w:r>
-      <w:r>
-        <w:rPr>
-          <w:i/>
-          <w:iCs/>
-          <w:color w:val="000000" w:themeColor="text1"/>
-          <w:sz w:val="28"/>
-          <w:szCs w:val="28"/>
-          <w:lang w:val="vi-VN"/>
-        </w:rPr>
-        <w:t xml:space="preserve"> </w:t>
       </w:r>
     </w:p>
     <w:p>
